--- a/article/docs/02-informatica.docx
+++ b/article/docs/02-informatica.docx
@@ -1334,6 +1334,14 @@
       </w:pPr>
       <w:r>
         <w:t xml:space="preserve">Some completed mismatches arise from output representation. A restricted coalition parser, applied retrospectively, maps complete tuple lists to a canonical set of coalition/count pairs. It accepts 20/20 exp-027 outputs where normalized exact matching accepts 5/20. A separate parser for completion-time and feasibility sentences accepts 64/100 exp-021 dependency-join outputs where the original comparator accepts none. Its remaining cases comprise 26 outside its grammar, two parsed disagreements, and eight execution failures.</w:t>
+      </w:r>
+    </w:p>
+    <w:p>
+      <w:pPr>
+        <w:pStyle w:val="IText"/>
+      </w:pPr>
+      <w:r>
+        <w:t xml:space="preserve">Table 3 states the property supported by each check, including the task-level review that the archive does not provide.</w:t>
       </w:r>
     </w:p>
     <w:p>
@@ -3001,7 +3009,8 @@
     <w:basedOn w:val="Normal"/>
     <w:pPr>
       <w:ind w:left="260" w:hanging="260"/>
-      <w:spacing w:after="120"/>
+      <w:keepLines/>
+      <w:spacing w:after="80" w:line="240" w:lineRule="auto"/>
       <w:jc w:val="left"/>
     </w:pPr>
     <w:rPr>
